--- a/Hedge Fund BD questions.docx
+++ b/Hedge Fund BD questions.docx
@@ -57,6 +57,14 @@
         <w:pStyle w:val="NoSpacing"/>
       </w:pPr>
       <w:r>
+        <w:t>Started with 3k and grew it to 1.6million in under a year</w:t>
+      </w:r>
+    </w:p>
+    <w:p>
+      <w:pPr>
+        <w:pStyle w:val="NoSpacing"/>
+      </w:pPr>
+      <w:r>
         <w:t xml:space="preserve">Began trading </w:t>
       </w:r>
       <w:r>
@@ -96,14 +104,6 @@
         <w:pStyle w:val="NoSpacing"/>
       </w:pPr>
       <w:r>
-        <w:t>Started with 3k and grew it to 1.6million in under a year</w:t>
-      </w:r>
-    </w:p>
-    <w:p>
-      <w:pPr>
-        <w:pStyle w:val="NoSpacing"/>
-      </w:pPr>
-      <w:r>
         <w:t>Cashed out and bought a house</w:t>
       </w:r>
     </w:p>
@@ -331,6 +331,14 @@
         <w:pStyle w:val="NoSpacing"/>
       </w:pPr>
       <w:r>
+        <w:t>Want P&amp;L as ultimate scorecard</w:t>
+      </w:r>
+    </w:p>
+    <w:p>
+      <w:pPr>
+        <w:pStyle w:val="NoSpacing"/>
+      </w:pPr>
+      <w:r>
         <w:t>Want ownership of ideas</w:t>
       </w:r>
     </w:p>
@@ -397,11 +405,6 @@
       <w:r>
         <w:t>More emphasis on position sizing, risk management, portfolio construction</w:t>
       </w:r>
-    </w:p>
-    <w:p>
-      <w:pPr>
-        <w:pStyle w:val="NoSpacing"/>
-      </w:pPr>
     </w:p>
     <w:p>
       <w:pPr>
@@ -566,6 +569,13 @@
         </w:rPr>
         <w:t>Why now?</w:t>
       </w:r>
+      <w:r>
+        <w:rPr>
+          <w:b/>
+          <w:bCs/>
+        </w:rPr>
+        <w:t xml:space="preserve"> Why not another year?</w:t>
+      </w:r>
     </w:p>
     <w:p>
       <w:pPr>
@@ -766,22 +776,6 @@
         <w:pStyle w:val="NoSpacing"/>
       </w:pPr>
       <w:r>
-        <w:t>Love new and unconventional investment processes</w:t>
-      </w:r>
-    </w:p>
-    <w:p>
-      <w:pPr>
-        <w:pStyle w:val="NoSpacing"/>
-      </w:pPr>
-      <w:r>
-        <w:t>Lupa X Capital was my own fund I had at 19</w:t>
-      </w:r>
-    </w:p>
-    <w:p>
-      <w:pPr>
-        <w:pStyle w:val="NoSpacing"/>
-      </w:pPr>
-      <w:r>
         <w:t>Fundamental research base at MS</w:t>
       </w:r>
     </w:p>
@@ -790,15 +784,18 @@
         <w:pStyle w:val="NoSpacing"/>
       </w:pPr>
       <w:r>
-        <w:t>Built AI startups before so very familiar with these tools</w:t>
-      </w:r>
-    </w:p>
-    <w:p>
-      <w:pPr>
-        <w:pStyle w:val="NoSpacing"/>
-      </w:pPr>
-      <w:r>
-        <w:t>Startup background means I can find new creative ideas</w:t>
+        <w:t>Entrepreneurial creative approach, Lupa X Capital, start ups</w:t>
+      </w:r>
+    </w:p>
+    <w:p>
+      <w:pPr>
+        <w:pStyle w:val="NoSpacing"/>
+      </w:pPr>
+      <w:r>
+        <w:t>Strong data and quantamental orientation</w:t>
+      </w:r>
+      <w:r>
+        <w:t>, weather, world cup, spirits pricing</w:t>
       </w:r>
     </w:p>
     <w:p>
@@ -880,16 +877,22 @@
     <w:p>
       <w:pPr>
         <w:pStyle w:val="NoSpacing"/>
-        <w:rPr>
-          <w:b/>
-          <w:bCs/>
-        </w:rPr>
-      </w:pPr>
-      <w:r>
-        <w:rPr>
-          <w:b/>
-          <w:bCs/>
-        </w:rPr>
+      </w:pPr>
+    </w:p>
+    <w:p>
+      <w:pPr>
+        <w:pStyle w:val="NoSpacing"/>
+        <w:rPr>
+          <w:b/>
+          <w:bCs/>
+        </w:rPr>
+      </w:pPr>
+      <w:r>
+        <w:rPr>
+          <w:b/>
+          <w:bCs/>
+        </w:rPr>
+        <w:lastRenderedPageBreak/>
         <w:t>Where do you see yourself in 5 years?</w:t>
       </w:r>
     </w:p>
@@ -967,6 +970,14 @@
         <w:pStyle w:val="NoSpacing"/>
       </w:pPr>
       <w:r>
+        <w:t>Everything is measurable, very data driven</w:t>
+      </w:r>
+    </w:p>
+    <w:p>
+      <w:pPr>
+        <w:pStyle w:val="NoSpacing"/>
+      </w:pPr>
+      <w:r>
         <w:t>Good generalist sector to start off in</w:t>
       </w:r>
     </w:p>
@@ -975,7 +986,7 @@
         <w:pStyle w:val="NoSpacing"/>
       </w:pPr>
       <w:r>
-        <w:t>But not married to this</w:t>
+        <w:t>Happy to broaden</w:t>
       </w:r>
     </w:p>
     <w:p>
@@ -1191,49 +1202,380 @@
         <w:pStyle w:val="NoSpacing"/>
       </w:pPr>
       <w:r>
-        <w:t>Essentially w</w:t>
-      </w:r>
-      <w:r>
-        <w:t>anted to make friends</w:t>
-      </w:r>
-      <w:r>
-        <w:t>,</w:t>
-      </w:r>
-      <w:r>
-        <w:t xml:space="preserve"> get a girlfriend</w:t>
-      </w:r>
-    </w:p>
-    <w:p>
-      <w:pPr>
-        <w:pStyle w:val="NoSpacing"/>
-      </w:pPr>
-    </w:p>
-    <w:p>
-      <w:pPr>
-        <w:pStyle w:val="NoSpacing"/>
-      </w:pPr>
-      <w:r>
-        <w:rPr>
-          <w:b/>
-          <w:bCs/>
-        </w:rPr>
-        <w:t xml:space="preserve">Why </w:t>
-      </w:r>
-      <w:r>
-        <w:rPr>
-          <w:b/>
-          <w:bCs/>
-        </w:rPr>
-        <w:t>this fund?</w:t>
-      </w:r>
-    </w:p>
-    <w:p>
-      <w:pPr>
-        <w:pStyle w:val="NoSpacing"/>
-      </w:pPr>
-      <w:r>
-        <w:t>DEPENDS ON FUND</w:t>
-      </w:r>
+        <w:t>Wanted to lock in the outcome</w:t>
+      </w:r>
+    </w:p>
+    <w:p>
+      <w:pPr>
+        <w:pStyle w:val="NoSpacing"/>
+      </w:pPr>
+    </w:p>
+    <w:p>
+      <w:pPr>
+        <w:pStyle w:val="NoSpacing"/>
+        <w:rPr>
+          <w:b/>
+          <w:bCs/>
+        </w:rPr>
+      </w:pPr>
+      <w:r>
+        <w:rPr>
+          <w:b/>
+          <w:bCs/>
+        </w:rPr>
+        <w:t>What do you like about current role?</w:t>
+      </w:r>
+    </w:p>
+    <w:p>
+      <w:pPr>
+        <w:pStyle w:val="NoSpacing"/>
+      </w:pPr>
+      <w:r>
+        <w:t>Exposed to all kinds of ideas from convos with many</w:t>
+      </w:r>
+      <w:r>
+        <w:t xml:space="preserve"> </w:t>
+      </w:r>
+      <w:proofErr w:type="spellStart"/>
+      <w:r>
+        <w:t>buysiders</w:t>
+      </w:r>
+      <w:proofErr w:type="spellEnd"/>
+    </w:p>
+    <w:p>
+      <w:pPr>
+        <w:pStyle w:val="NoSpacing"/>
+      </w:pPr>
+      <w:r>
+        <w:t>Can really dive deep on</w:t>
+      </w:r>
+      <w:r>
+        <w:t xml:space="preserve"> fundamental</w:t>
+      </w:r>
+      <w:r>
+        <w:t xml:space="preserve"> analysis</w:t>
+      </w:r>
+    </w:p>
+    <w:p>
+      <w:pPr>
+        <w:pStyle w:val="NoSpacing"/>
+      </w:pPr>
+      <w:r>
+        <w:t>Team very knowledgeable, learnt a lot</w:t>
+      </w:r>
+      <w:r>
+        <w:t xml:space="preserve"> from them</w:t>
+      </w:r>
+    </w:p>
+    <w:p>
+      <w:pPr>
+        <w:pStyle w:val="NoSpacing"/>
+      </w:pPr>
+      <w:r>
+        <w:t>Great place to learn and develop</w:t>
+      </w:r>
+    </w:p>
+    <w:p>
+      <w:pPr>
+        <w:pStyle w:val="NoSpacing"/>
+      </w:pPr>
+    </w:p>
+    <w:p>
+      <w:pPr>
+        <w:pStyle w:val="NoSpacing"/>
+        <w:rPr>
+          <w:b/>
+          <w:bCs/>
+        </w:rPr>
+      </w:pPr>
+      <w:r>
+        <w:rPr>
+          <w:b/>
+          <w:bCs/>
+        </w:rPr>
+        <w:t>What are the names you co-cover on? Timeline for your own coverage?</w:t>
+      </w:r>
+    </w:p>
+    <w:p>
+      <w:pPr>
+        <w:pStyle w:val="NoSpacing"/>
+      </w:pPr>
+      <w:r>
+        <w:t>HPC &amp; Alcoholic beverage names</w:t>
+      </w:r>
+    </w:p>
+    <w:p>
+      <w:pPr>
+        <w:pStyle w:val="NoSpacing"/>
+      </w:pPr>
+      <w:r>
+        <w:t xml:space="preserve">Diageo, ABI, Heineken, Carlsberg, </w:t>
+      </w:r>
+      <w:proofErr w:type="spellStart"/>
+      <w:r>
+        <w:t>Haleon</w:t>
+      </w:r>
+      <w:proofErr w:type="spellEnd"/>
+      <w:r>
+        <w:t>, Reckitt, Unilever</w:t>
+      </w:r>
+    </w:p>
+    <w:p>
+      <w:pPr>
+        <w:pStyle w:val="NoSpacing"/>
+      </w:pPr>
+      <w:r>
+        <w:t xml:space="preserve">Will take some time before own coverage, due to team structure and only </w:t>
+      </w:r>
+      <w:proofErr w:type="spellStart"/>
+      <w:r>
+        <w:t>megacaps</w:t>
+      </w:r>
+      <w:proofErr w:type="spellEnd"/>
+    </w:p>
+    <w:p>
+      <w:pPr>
+        <w:pStyle w:val="NoSpacing"/>
+      </w:pPr>
+      <w:r>
+        <w:t>Around 2 years away</w:t>
+      </w:r>
+    </w:p>
+    <w:p>
+      <w:pPr>
+        <w:pStyle w:val="NoSpacing"/>
+      </w:pPr>
+    </w:p>
+    <w:p>
+      <w:pPr>
+        <w:pStyle w:val="NoSpacing"/>
+        <w:rPr>
+          <w:b/>
+          <w:bCs/>
+        </w:rPr>
+      </w:pPr>
+      <w:r>
+        <w:rPr>
+          <w:b/>
+          <w:bCs/>
+        </w:rPr>
+        <w:lastRenderedPageBreak/>
+        <w:t>Ever made a mistake and how did you rectify?</w:t>
+      </w:r>
+    </w:p>
+    <w:p>
+      <w:pPr>
+        <w:pStyle w:val="NoSpacing"/>
+      </w:pPr>
+      <w:r>
+        <w:t>On the protein note, our most read report</w:t>
+      </w:r>
+    </w:p>
+    <w:p>
+      <w:pPr>
+        <w:pStyle w:val="NoSpacing"/>
+      </w:pPr>
+      <w:r>
+        <w:t>Put in a wrong number in graph at the top</w:t>
+      </w:r>
+    </w:p>
+    <w:p>
+      <w:pPr>
+        <w:pStyle w:val="NoSpacing"/>
+      </w:pPr>
+      <w:r>
+        <w:t>As soon as I discovered, told the team</w:t>
+      </w:r>
+      <w:r>
+        <w:t xml:space="preserve"> asap</w:t>
+      </w:r>
+    </w:p>
+    <w:p>
+      <w:pPr>
+        <w:pStyle w:val="NoSpacing"/>
+      </w:pPr>
+      <w:r>
+        <w:t>Proposed the solution</w:t>
+      </w:r>
+    </w:p>
+    <w:p>
+      <w:pPr>
+        <w:pStyle w:val="NoSpacing"/>
+      </w:pPr>
+      <w:r>
+        <w:t>Become more systematic with checking errors</w:t>
+      </w:r>
+    </w:p>
+    <w:p>
+      <w:pPr>
+        <w:pStyle w:val="NoSpacing"/>
+      </w:pPr>
+    </w:p>
+    <w:p>
+      <w:pPr>
+        <w:pStyle w:val="NoSpacing"/>
+        <w:rPr>
+          <w:b/>
+          <w:bCs/>
+        </w:rPr>
+      </w:pPr>
+      <w:r>
+        <w:rPr>
+          <w:b/>
+          <w:bCs/>
+        </w:rPr>
+        <w:t>Have you ever had to push back on a senior or VP decision and come up with an independent view?</w:t>
+      </w:r>
+    </w:p>
+    <w:p>
+      <w:pPr>
+        <w:pStyle w:val="NoSpacing"/>
+      </w:pPr>
+      <w:r>
+        <w:t>On my weather watchers report, my MD wanted me to put weather changes in %, not absolute</w:t>
+      </w:r>
+    </w:p>
+    <w:p>
+      <w:pPr>
+        <w:pStyle w:val="NoSpacing"/>
+      </w:pPr>
+      <w:r>
+        <w:t xml:space="preserve">% </w:t>
+      </w:r>
+      <w:r>
+        <w:t>is very misleading as can distort small numbers</w:t>
+      </w:r>
+      <w:r>
+        <w:t>, absolute is conventional</w:t>
+      </w:r>
+    </w:p>
+    <w:p>
+      <w:pPr>
+        <w:pStyle w:val="NoSpacing"/>
+      </w:pPr>
+      <w:r>
+        <w:t>Came to compromise, I put absolute first, then later on in report put %</w:t>
+      </w:r>
+    </w:p>
+    <w:p>
+      <w:pPr>
+        <w:pStyle w:val="NoSpacing"/>
+      </w:pPr>
+    </w:p>
+    <w:p>
+      <w:pPr>
+        <w:pStyle w:val="NoSpacing"/>
+      </w:pPr>
+    </w:p>
+    <w:p>
+      <w:pPr>
+        <w:pStyle w:val="NoSpacing"/>
+      </w:pPr>
+    </w:p>
+    <w:p>
+      <w:pPr>
+        <w:pStyle w:val="NoSpacing"/>
+      </w:pPr>
+    </w:p>
+    <w:p>
+      <w:pPr>
+        <w:pStyle w:val="NoSpacing"/>
+      </w:pPr>
+    </w:p>
+    <w:p>
+      <w:pPr>
+        <w:pStyle w:val="NoSpacing"/>
+      </w:pPr>
+    </w:p>
+    <w:p>
+      <w:pPr>
+        <w:pStyle w:val="NoSpacing"/>
+      </w:pPr>
+    </w:p>
+    <w:p>
+      <w:pPr>
+        <w:pStyle w:val="NoSpacing"/>
+      </w:pPr>
+    </w:p>
+    <w:p>
+      <w:pPr>
+        <w:pStyle w:val="NoSpacing"/>
+      </w:pPr>
+    </w:p>
+    <w:p>
+      <w:pPr>
+        <w:pStyle w:val="NoSpacing"/>
+      </w:pPr>
+    </w:p>
+    <w:p>
+      <w:pPr>
+        <w:pStyle w:val="NoSpacing"/>
+      </w:pPr>
+    </w:p>
+    <w:p>
+      <w:pPr>
+        <w:pStyle w:val="NoSpacing"/>
+      </w:pPr>
+    </w:p>
+    <w:p>
+      <w:pPr>
+        <w:pStyle w:val="NoSpacing"/>
+      </w:pPr>
+    </w:p>
+    <w:p>
+      <w:pPr>
+        <w:pStyle w:val="NoSpacing"/>
+      </w:pPr>
+    </w:p>
+    <w:p>
+      <w:pPr>
+        <w:pStyle w:val="NoSpacing"/>
+      </w:pPr>
+    </w:p>
+    <w:p>
+      <w:pPr>
+        <w:pStyle w:val="NoSpacing"/>
+      </w:pPr>
+    </w:p>
+    <w:p>
+      <w:pPr>
+        <w:pStyle w:val="NoSpacing"/>
+      </w:pPr>
+    </w:p>
+    <w:p>
+      <w:pPr>
+        <w:pStyle w:val="NoSpacing"/>
+      </w:pPr>
+    </w:p>
+    <w:p>
+      <w:pPr>
+        <w:pStyle w:val="NoSpacing"/>
+      </w:pPr>
+    </w:p>
+    <w:p>
+      <w:pPr>
+        <w:pStyle w:val="NoSpacing"/>
+      </w:pPr>
+    </w:p>
+    <w:p>
+      <w:pPr>
+        <w:pStyle w:val="NoSpacing"/>
+      </w:pPr>
+    </w:p>
+    <w:p>
+      <w:pPr>
+        <w:pStyle w:val="NoSpacing"/>
+      </w:pPr>
+    </w:p>
+    <w:p>
+      <w:pPr>
+        <w:pStyle w:val="NoSpacing"/>
+      </w:pPr>
+    </w:p>
+    <w:p>
+      <w:pPr>
+        <w:pStyle w:val="NoSpacing"/>
+      </w:pPr>
     </w:p>
     <w:p>
       <w:pPr>
@@ -1733,11 +2075,6 @@
       <w:pPr>
         <w:pStyle w:val="NoSpacing"/>
       </w:pPr>
-    </w:p>
-    <w:p>
-      <w:pPr>
-        <w:pStyle w:val="NoSpacing"/>
-      </w:pPr>
       <w:r>
         <w:t xml:space="preserve">For my own money, </w:t>
       </w:r>
@@ -1897,6 +2234,162 @@
           <w:b/>
           <w:bCs/>
         </w:rPr>
+        <w:t>Investment process for public equities?</w:t>
+      </w:r>
+    </w:p>
+    <w:p>
+      <w:pPr>
+        <w:pStyle w:val="NoSpacing"/>
+      </w:pPr>
+      <w:r>
+        <w:t>Need to first understand industry and company</w:t>
+      </w:r>
+    </w:p>
+    <w:p>
+      <w:pPr>
+        <w:pStyle w:val="NoSpacing"/>
+      </w:pPr>
+      <w:r>
+        <w:t>Learn key drivers, the ones that everyone talks about</w:t>
+      </w:r>
+    </w:p>
+    <w:p>
+      <w:pPr>
+        <w:pStyle w:val="NoSpacing"/>
+      </w:pPr>
+      <w:r>
+        <w:t>But also drivers which are less talked about, so you don’t get hit by unknown unknowns</w:t>
+      </w:r>
+    </w:p>
+    <w:p>
+      <w:pPr>
+        <w:pStyle w:val="NoSpacing"/>
+      </w:pPr>
+      <w:r>
+        <w:t>Such as bond yields effect on staples</w:t>
+      </w:r>
+    </w:p>
+    <w:p>
+      <w:pPr>
+        <w:pStyle w:val="NoSpacing"/>
+      </w:pPr>
+      <w:r>
+        <w:t>Build systems to always keep up to date</w:t>
+      </w:r>
+    </w:p>
+    <w:p>
+      <w:pPr>
+        <w:pStyle w:val="NoSpacing"/>
+      </w:pPr>
+      <w:r>
+        <w:t>Build out company model, and understand all the key metrics</w:t>
+      </w:r>
+    </w:p>
+    <w:p>
+      <w:pPr>
+        <w:pStyle w:val="NoSpacing"/>
+      </w:pPr>
+      <w:r>
+        <w:t>Growth, profitability, working capital cycle, cash conversion, capex vs depreciation</w:t>
+      </w:r>
+    </w:p>
+    <w:p>
+      <w:pPr>
+        <w:pStyle w:val="NoSpacing"/>
+      </w:pPr>
+      <w:r>
+        <w:t>Understand what are the key debates, and key views in the market</w:t>
+      </w:r>
+    </w:p>
+    <w:p>
+      <w:pPr>
+        <w:pStyle w:val="NoSpacing"/>
+      </w:pPr>
+      <w:r>
+        <w:t>The debates which can tip the stock</w:t>
+      </w:r>
+    </w:p>
+    <w:p>
+      <w:pPr>
+        <w:pStyle w:val="NoSpacing"/>
+      </w:pPr>
+      <w:r>
+        <w:t>Such as structural vs cyclical for beverages</w:t>
+      </w:r>
+    </w:p>
+    <w:p>
+      <w:pPr>
+        <w:pStyle w:val="NoSpacing"/>
+      </w:pPr>
+      <w:r>
+        <w:t>And then understand what the market is pricing in for these debates</w:t>
+      </w:r>
+    </w:p>
+    <w:p>
+      <w:pPr>
+        <w:pStyle w:val="NoSpacing"/>
+      </w:pPr>
+      <w:r>
+        <w:t>Then look for a differentiated edge on the</w:t>
+      </w:r>
+      <w:r>
+        <w:t>se drivers and debates</w:t>
+      </w:r>
+    </w:p>
+    <w:p>
+      <w:pPr>
+        <w:pStyle w:val="NoSpacing"/>
+      </w:pPr>
+      <w:r>
+        <w:t>And figure out where the market is wrong</w:t>
+      </w:r>
+    </w:p>
+    <w:p>
+      <w:pPr>
+        <w:pStyle w:val="NoSpacing"/>
+      </w:pPr>
+      <w:r>
+        <w:t>And what the market needs to change its mind</w:t>
+      </w:r>
+      <w:r>
+        <w:t>, and the time horizon</w:t>
+      </w:r>
+    </w:p>
+    <w:p>
+      <w:pPr>
+        <w:pStyle w:val="NoSpacing"/>
+      </w:pPr>
+      <w:r>
+        <w:t xml:space="preserve">Understand where I can be wrong, </w:t>
+      </w:r>
+      <w:r>
+        <w:t>&amp;</w:t>
+      </w:r>
+      <w:r>
+        <w:t xml:space="preserve"> quantify it to </w:t>
+      </w:r>
+      <w:r>
+        <w:t>know what evidence is needed to invalidate the thesis</w:t>
+      </w:r>
+    </w:p>
+    <w:p>
+      <w:pPr>
+        <w:pStyle w:val="NoSpacing"/>
+      </w:pPr>
+    </w:p>
+    <w:p>
+      <w:pPr>
+        <w:pStyle w:val="NoSpacing"/>
+        <w:rPr>
+          <w:b/>
+          <w:bCs/>
+        </w:rPr>
+      </w:pPr>
+      <w:r>
+        <w:rPr>
+          <w:b/>
+          <w:bCs/>
+        </w:rPr>
         <w:t>What is your investment edge?</w:t>
       </w:r>
     </w:p>
@@ -1924,238 +2417,532 @@
         <w:pStyle w:val="NoSpacing"/>
       </w:pPr>
       <w:r>
-        <w:t xml:space="preserve">Can apply statistical processes for </w:t>
+        <w:t>Can apply statistical processes for quantamental approach</w:t>
+      </w:r>
+    </w:p>
+    <w:p>
+      <w:pPr>
+        <w:pStyle w:val="NoSpacing"/>
+      </w:pPr>
+      <w:r>
+        <w:t>Good at boiling down a problem to a few key variables</w:t>
+      </w:r>
+    </w:p>
+    <w:p>
+      <w:pPr>
+        <w:pStyle w:val="NoSpacing"/>
+      </w:pPr>
+      <w:r>
+        <w:t>Most importantly am entrepreneurial and creative</w:t>
+      </w:r>
+      <w:r>
+        <w:t xml:space="preserve"> in approaching problems</w:t>
+      </w:r>
+    </w:p>
+    <w:p>
+      <w:pPr>
+        <w:pStyle w:val="NoSpacing"/>
+      </w:pPr>
+      <w:r>
+        <w:t xml:space="preserve">Finding new angles to look at things </w:t>
+      </w:r>
+    </w:p>
+    <w:p>
+      <w:pPr>
+        <w:pStyle w:val="NoSpacing"/>
+      </w:pPr>
+      <w:r>
+        <w:t>Before my weather watchers report, I was told by clients no other sell-side had a similar quantitative report</w:t>
+      </w:r>
+    </w:p>
+    <w:p>
+      <w:pPr>
+        <w:pStyle w:val="NoSpacing"/>
+      </w:pPr>
+      <w:r>
+        <w:t>Same for my world cup analysis</w:t>
+      </w:r>
+      <w:r>
+        <w:t>, and spirits pricing model</w:t>
+      </w:r>
+    </w:p>
+    <w:p>
+      <w:pPr>
+        <w:pStyle w:val="NoSpacing"/>
+      </w:pPr>
+      <w:r>
+        <w:t>And my probabilistic DCF method I am developing is also unconventional and new</w:t>
+      </w:r>
+    </w:p>
+    <w:p>
+      <w:pPr>
+        <w:pStyle w:val="NoSpacing"/>
+      </w:pPr>
+    </w:p>
+    <w:p>
+      <w:pPr>
+        <w:pStyle w:val="NoSpacing"/>
+        <w:rPr>
+          <w:b/>
+          <w:bCs/>
+        </w:rPr>
+      </w:pPr>
+      <w:r>
+        <w:rPr>
+          <w:b/>
+          <w:bCs/>
+        </w:rPr>
+        <w:lastRenderedPageBreak/>
+        <w:t>What is an investment you got wrong? What did you learn?</w:t>
+      </w:r>
+    </w:p>
+    <w:p>
+      <w:pPr>
+        <w:pStyle w:val="NoSpacing"/>
+      </w:pPr>
+      <w:r>
+        <w:t xml:space="preserve">My first investment </w:t>
       </w:r>
       <w:proofErr w:type="spellStart"/>
       <w:r>
-        <w:t>quantamental</w:t>
+        <w:t>Dogebear</w:t>
       </w:r>
       <w:proofErr w:type="spellEnd"/>
       <w:r>
-        <w:t xml:space="preserve"> approach</w:t>
-      </w:r>
-    </w:p>
-    <w:p>
-      <w:pPr>
-        <w:pStyle w:val="NoSpacing"/>
-      </w:pPr>
-      <w:r>
-        <w:t>Good at boiling down a problem to a few key variables</w:t>
-      </w:r>
-    </w:p>
-    <w:p>
-      <w:pPr>
-        <w:pStyle w:val="NoSpacing"/>
-      </w:pPr>
-      <w:r>
-        <w:t>Most importantly am entrepreneurial and creative</w:t>
-      </w:r>
-      <w:r>
-        <w:t xml:space="preserve"> in approaching problems</w:t>
-      </w:r>
-    </w:p>
-    <w:p>
-      <w:pPr>
-        <w:pStyle w:val="NoSpacing"/>
-      </w:pPr>
-      <w:r>
-        <w:t xml:space="preserve">Finding new angles to look at things </w:t>
-      </w:r>
-    </w:p>
-    <w:p>
-      <w:pPr>
-        <w:pStyle w:val="NoSpacing"/>
-      </w:pPr>
-      <w:r>
-        <w:t>Before my weather watchers report, I was told by clients no other sell-side had a similar quantitative report</w:t>
-      </w:r>
-    </w:p>
-    <w:p>
-      <w:pPr>
-        <w:pStyle w:val="NoSpacing"/>
-      </w:pPr>
-      <w:r>
-        <w:t>Same for my world cup analysis</w:t>
-      </w:r>
-      <w:r>
-        <w:t>, and spirits pricing model</w:t>
-      </w:r>
-    </w:p>
-    <w:p>
-      <w:pPr>
-        <w:pStyle w:val="NoSpacing"/>
-      </w:pPr>
-      <w:r>
-        <w:t>And my probabilistic DCF method I am developing is also unconventional and new</w:t>
-      </w:r>
-    </w:p>
-    <w:p>
-      <w:pPr>
-        <w:pStyle w:val="NoSpacing"/>
-      </w:pPr>
-    </w:p>
-    <w:p>
-      <w:pPr>
-        <w:pStyle w:val="NoSpacing"/>
-        <w:rPr>
-          <w:b/>
-          <w:bCs/>
-        </w:rPr>
-      </w:pPr>
-      <w:r>
-        <w:rPr>
-          <w:b/>
-          <w:bCs/>
-        </w:rPr>
-        <w:t>What is an investment you got wrong? What did you learn?</w:t>
-      </w:r>
-    </w:p>
-    <w:p>
-      <w:pPr>
-        <w:pStyle w:val="NoSpacing"/>
-      </w:pPr>
-      <w:r>
-        <w:t xml:space="preserve">My first investment </w:t>
+        <w:t>, lost 90%</w:t>
+      </w:r>
+    </w:p>
+    <w:p>
+      <w:pPr>
+        <w:pStyle w:val="NoSpacing"/>
+      </w:pPr>
+      <w:r>
+        <w:t>3x leveraged short on Dogecoin</w:t>
+      </w:r>
+    </w:p>
+    <w:p>
+      <w:pPr>
+        <w:pStyle w:val="NoSpacing"/>
+      </w:pPr>
+      <w:r>
+        <w:t>Underlying played out as I predicted</w:t>
+      </w:r>
+    </w:p>
+    <w:p>
+      <w:pPr>
+        <w:pStyle w:val="NoSpacing"/>
+      </w:pPr>
+      <w:r>
+        <w:t>But still lost money, cos even sideways volatility drives the short price down</w:t>
+      </w:r>
+    </w:p>
+    <w:p>
+      <w:pPr>
+        <w:pStyle w:val="NoSpacing"/>
+      </w:pPr>
+      <w:r>
+        <w:t xml:space="preserve">Learnt </w:t>
+      </w:r>
+      <w:r>
+        <w:t>being right on direction is insufficient</w:t>
+      </w:r>
+    </w:p>
+    <w:p>
+      <w:pPr>
+        <w:pStyle w:val="NoSpacing"/>
+      </w:pPr>
+      <w:r>
+        <w:t>Need to know the instrument, path, time horizon</w:t>
+      </w:r>
+    </w:p>
+    <w:p>
+      <w:pPr>
+        <w:pStyle w:val="NoSpacing"/>
+      </w:pPr>
+    </w:p>
+    <w:p>
+      <w:pPr>
+        <w:pStyle w:val="NoSpacing"/>
+        <w:rPr>
+          <w:b/>
+          <w:bCs/>
+        </w:rPr>
+      </w:pPr>
+      <w:r>
+        <w:rPr>
+          <w:b/>
+          <w:bCs/>
+        </w:rPr>
+        <w:t>Most interesting thing in Staples?</w:t>
+      </w:r>
+    </w:p>
+    <w:p>
+      <w:pPr>
+        <w:pStyle w:val="NoSpacing"/>
+      </w:pPr>
+      <w:r>
+        <w:t>Several big thematic trends</w:t>
+      </w:r>
+    </w:p>
+    <w:p>
+      <w:pPr>
+        <w:pStyle w:val="NoSpacing"/>
+      </w:pPr>
+      <w:r>
+        <w:t>Longevity, health &amp; wellness</w:t>
+      </w:r>
+    </w:p>
+    <w:p>
+      <w:pPr>
+        <w:pStyle w:val="NoSpacing"/>
+      </w:pPr>
+      <w:r>
+        <w:t xml:space="preserve">Affects all sectors, moderation in </w:t>
       </w:r>
       <w:proofErr w:type="spellStart"/>
       <w:r>
-        <w:t>Dogebear</w:t>
+        <w:t>bev-alc</w:t>
       </w:r>
       <w:proofErr w:type="spellEnd"/>
       <w:r>
-        <w:t>, lost 90%</w:t>
-      </w:r>
-    </w:p>
-    <w:p>
-      <w:pPr>
-        <w:pStyle w:val="NoSpacing"/>
-      </w:pPr>
-      <w:r>
-        <w:t>3x leveraged short on Dogecoin</w:t>
-      </w:r>
-    </w:p>
-    <w:p>
-      <w:pPr>
-        <w:pStyle w:val="NoSpacing"/>
-      </w:pPr>
-      <w:r>
-        <w:t>Underlying played out as I predicted</w:t>
-      </w:r>
-    </w:p>
-    <w:p>
-      <w:pPr>
-        <w:pStyle w:val="NoSpacing"/>
-      </w:pPr>
-      <w:r>
-        <w:t>But still lost money, cos even sideways volatility drives the short price down</w:t>
-      </w:r>
-    </w:p>
-    <w:p>
-      <w:pPr>
-        <w:pStyle w:val="NoSpacing"/>
-      </w:pPr>
-      <w:r>
-        <w:t xml:space="preserve">Learnt </w:t>
-      </w:r>
-      <w:r>
-        <w:t>being right on direction is insufficient</w:t>
-      </w:r>
-    </w:p>
-    <w:p>
-      <w:pPr>
-        <w:pStyle w:val="NoSpacing"/>
-      </w:pPr>
-      <w:r>
-        <w:t>Need to know the instrument, path, time horizon</w:t>
-      </w:r>
-    </w:p>
-    <w:p>
-      <w:pPr>
-        <w:pStyle w:val="NoSpacing"/>
-      </w:pPr>
-    </w:p>
-    <w:p>
-      <w:pPr>
-        <w:pStyle w:val="NoSpacing"/>
-        <w:rPr>
-          <w:b/>
-          <w:bCs/>
-        </w:rPr>
-      </w:pPr>
-      <w:r>
-        <w:rPr>
-          <w:b/>
-          <w:bCs/>
-        </w:rPr>
-        <w:t>Most interesting thing in Staples?</w:t>
-      </w:r>
-    </w:p>
-    <w:p>
-      <w:pPr>
-        <w:pStyle w:val="NoSpacing"/>
-      </w:pPr>
-      <w:r>
-        <w:t>Several big thematic trends</w:t>
-      </w:r>
-    </w:p>
-    <w:p>
-      <w:pPr>
-        <w:pStyle w:val="NoSpacing"/>
-      </w:pPr>
-      <w:r>
-        <w:t>Longevity, health &amp; wellness</w:t>
-      </w:r>
-    </w:p>
-    <w:p>
-      <w:pPr>
-        <w:pStyle w:val="NoSpacing"/>
-      </w:pPr>
-      <w:r>
-        <w:t xml:space="preserve">Affects all sectors, moderation in </w:t>
-      </w:r>
+        <w:t>, protein</w:t>
+      </w:r>
+    </w:p>
+    <w:p>
+      <w:pPr>
+        <w:pStyle w:val="NoSpacing"/>
+      </w:pPr>
+    </w:p>
+    <w:p>
+      <w:pPr>
+        <w:pStyle w:val="NoSpacing"/>
+        <w:rPr>
+          <w:b/>
+          <w:bCs/>
+        </w:rPr>
+      </w:pPr>
+      <w:r>
+        <w:rPr>
+          <w:b/>
+          <w:bCs/>
+        </w:rPr>
+        <w:t>What are you seeing in the markets right now?</w:t>
+      </w:r>
+    </w:p>
+    <w:bookmarkEnd w:id="0"/>
+    <w:p>
+      <w:pPr>
+        <w:pStyle w:val="NoSpacing"/>
+      </w:pPr>
+      <w:r>
+        <w:t>Staples being heavily influenced by macro</w:t>
+      </w:r>
+    </w:p>
+    <w:p>
+      <w:pPr>
+        <w:pStyle w:val="NoSpacing"/>
+      </w:pPr>
+      <w:r>
+        <w:t>Oil prices up, bond yields up, yet consumer still weak</w:t>
+      </w:r>
+    </w:p>
+    <w:p>
+      <w:pPr>
+        <w:pStyle w:val="NoSpacing"/>
+      </w:pPr>
+      <w:r>
+        <w:t>Entire sector has derated through rotations</w:t>
+      </w:r>
+    </w:p>
+    <w:p>
+      <w:pPr>
+        <w:pStyle w:val="NoSpacing"/>
+      </w:pPr>
+      <w:r>
+        <w:t>Idiosyncratic opportunities open up</w:t>
+      </w:r>
+      <w:r>
+        <w:t>, as some punished more than others</w:t>
+      </w:r>
+    </w:p>
+    <w:p>
+      <w:pPr>
+        <w:pStyle w:val="NoSpacing"/>
+      </w:pPr>
+      <w:r>
+        <w:t>Companies with very different earnings resilience all sold together</w:t>
+      </w:r>
+    </w:p>
+    <w:p>
+      <w:pPr>
+        <w:pStyle w:val="NoSpacing"/>
+      </w:pPr>
+      <w:r>
+        <w:t>Look for macro moves which create disconnect</w:t>
+      </w:r>
+    </w:p>
+    <w:p>
+      <w:pPr>
+        <w:pStyle w:val="NoSpacing"/>
+      </w:pPr>
+    </w:p>
+    <w:p>
+      <w:pPr>
+        <w:pStyle w:val="NoSpacing"/>
+        <w:rPr>
+          <w:b/>
+          <w:bCs/>
+        </w:rPr>
+      </w:pPr>
+      <w:r>
+        <w:rPr>
+          <w:b/>
+          <w:bCs/>
+        </w:rPr>
+        <w:t>How do you keep updated with markets? News? Podcasts?</w:t>
+      </w:r>
+    </w:p>
+    <w:p>
+      <w:pPr>
+        <w:pStyle w:val="NoSpacing"/>
+      </w:pPr>
+      <w:r>
+        <w:t>I have LSEG alerts and set up constantly</w:t>
+      </w:r>
+    </w:p>
+    <w:p>
+      <w:pPr>
+        <w:pStyle w:val="NoSpacing"/>
+      </w:pPr>
+      <w:r>
+        <w:t>Subscribe to daily emails from Sales</w:t>
+      </w:r>
+    </w:p>
+    <w:p>
+      <w:pPr>
+        <w:pStyle w:val="NoSpacing"/>
+      </w:pPr>
       <w:proofErr w:type="spellStart"/>
       <w:r>
-        <w:t>bev-alc</w:t>
+        <w:t>Whitephone</w:t>
       </w:r>
       <w:proofErr w:type="spellEnd"/>
       <w:r>
-        <w:t>, protein</w:t>
-      </w:r>
-    </w:p>
-    <w:p>
-      <w:pPr>
-        <w:pStyle w:val="NoSpacing"/>
-      </w:pPr>
-    </w:p>
-    <w:p>
-      <w:pPr>
-        <w:pStyle w:val="NoSpacing"/>
-        <w:rPr>
-          <w:b/>
-          <w:bCs/>
-        </w:rPr>
-      </w:pPr>
-      <w:r>
-        <w:rPr>
-          <w:b/>
-          <w:bCs/>
-        </w:rPr>
-        <w:t>What are you seeing in the markets right now?</w:t>
-      </w:r>
-    </w:p>
-    <w:p>
-      <w:pPr>
-        <w:pStyle w:val="NoSpacing"/>
-      </w:pPr>
-      <w:r>
-        <w:t>ADAPT TO THE DAY</w:t>
-      </w:r>
-    </w:p>
-    <w:bookmarkEnd w:id="0"/>
-    <w:p>
-      <w:pPr>
-        <w:pStyle w:val="NoSpacing"/>
-      </w:pPr>
+        <w:t xml:space="preserve"> does good emails, as does Spec sales</w:t>
+      </w:r>
+    </w:p>
+    <w:p>
+      <w:pPr>
+        <w:pStyle w:val="NoSpacing"/>
+      </w:pPr>
+      <w:r>
+        <w:t>Also there are industry specific mailing lists, Mark brown, The Grocers</w:t>
+      </w:r>
+    </w:p>
+    <w:p>
+      <w:pPr>
+        <w:pStyle w:val="NoSpacing"/>
+      </w:pPr>
+      <w:r>
+        <w:t>Read key pieces of equity strategy</w:t>
+      </w:r>
+    </w:p>
+    <w:p>
+      <w:pPr>
+        <w:pStyle w:val="NoSpacing"/>
+      </w:pPr>
+      <w:r>
+        <w:t>Need to understand macro</w:t>
+      </w:r>
+      <w:r>
+        <w:t>, commodities,</w:t>
+      </w:r>
+      <w:r>
+        <w:t xml:space="preserve"> and other sectors to anticipate rotations</w:t>
+      </w:r>
+    </w:p>
+    <w:p>
+      <w:pPr>
+        <w:pStyle w:val="NoSpacing"/>
+      </w:pPr>
+      <w:r>
+        <w:t>Occasionally listen to Thoughts on the Market podcast</w:t>
+      </w:r>
+    </w:p>
+    <w:p>
+      <w:pPr>
+        <w:pStyle w:val="NoSpacing"/>
+      </w:pPr>
+    </w:p>
+    <w:p>
+      <w:pPr>
+        <w:pStyle w:val="NoSpacing"/>
+        <w:rPr>
+          <w:b/>
+          <w:bCs/>
+        </w:rPr>
+      </w:pPr>
+      <w:r>
+        <w:rPr>
+          <w:b/>
+          <w:bCs/>
+        </w:rPr>
+        <w:t>Who is your favourite investor?</w:t>
+      </w:r>
+    </w:p>
+    <w:p>
+      <w:pPr>
+        <w:pStyle w:val="NoSpacing"/>
+      </w:pPr>
+      <w:r>
+        <w:t>Peter Lynch</w:t>
+      </w:r>
+      <w:r>
+        <w:t xml:space="preserve"> as he always went for big swings</w:t>
+      </w:r>
+    </w:p>
+    <w:p>
+      <w:pPr>
+        <w:pStyle w:val="NoSpacing"/>
+      </w:pPr>
+      <w:r>
+        <w:t xml:space="preserve">Talked a lot about </w:t>
+      </w:r>
+      <w:proofErr w:type="spellStart"/>
+      <w:r>
+        <w:t>tenbaggers</w:t>
+      </w:r>
+      <w:proofErr w:type="spellEnd"/>
+      <w:r>
+        <w:t xml:space="preserve"> and </w:t>
+      </w:r>
+      <w:proofErr w:type="spellStart"/>
+      <w:r>
+        <w:t>twentybaggers</w:t>
+      </w:r>
+      <w:proofErr w:type="spellEnd"/>
+      <w:r>
+        <w:t xml:space="preserve"> in One Up on Wall Street</w:t>
+      </w:r>
+    </w:p>
+    <w:p>
+      <w:pPr>
+        <w:pStyle w:val="NoSpacing"/>
+      </w:pPr>
+      <w:r>
+        <w:t>Made me think about finding big asymmetric winners</w:t>
+      </w:r>
+    </w:p>
+    <w:p>
+      <w:pPr>
+        <w:pStyle w:val="NoSpacing"/>
+      </w:pPr>
+      <w:r>
+        <w:t>Jaffray Woodriff</w:t>
+      </w:r>
+      <w:r>
+        <w:t xml:space="preserve"> I like also, pioneered his 3</w:t>
+      </w:r>
+      <w:r>
+        <w:rPr>
+          <w:vertAlign w:val="superscript"/>
+        </w:rPr>
+        <w:t>rd</w:t>
+      </w:r>
+      <w:r>
+        <w:t xml:space="preserve"> way, not trend following or mean reversion</w:t>
+      </w:r>
+    </w:p>
+    <w:p>
+      <w:pPr>
+        <w:pStyle w:val="NoSpacing"/>
+      </w:pPr>
+      <w:r>
+        <w:t>New original approach</w:t>
+      </w:r>
+    </w:p>
+    <w:p>
+      <w:pPr>
+        <w:pStyle w:val="NoSpacing"/>
+      </w:pPr>
+      <w:r>
+        <w:t>He directed criticised DE Shaw</w:t>
+      </w:r>
+      <w:r>
+        <w:t xml:space="preserve"> hypothesis first approach</w:t>
+      </w:r>
+    </w:p>
+    <w:p>
+      <w:pPr>
+        <w:pStyle w:val="NoSpacing"/>
+      </w:pPr>
+    </w:p>
+    <w:p>
+      <w:pPr>
+        <w:pStyle w:val="NoSpacing"/>
+        <w:rPr>
+          <w:b/>
+          <w:bCs/>
+        </w:rPr>
+      </w:pPr>
+      <w:r>
+        <w:rPr>
+          <w:b/>
+          <w:bCs/>
+        </w:rPr>
+        <w:t>Books you have read?</w:t>
+      </w:r>
+    </w:p>
+    <w:p>
+      <w:pPr>
+        <w:pStyle w:val="NoSpacing"/>
+      </w:pPr>
+      <w:r>
+        <w:t>Favourites</w:t>
+      </w:r>
+      <w:r>
+        <w:t xml:space="preserve"> are One up on wall street, art of execution</w:t>
+      </w:r>
+    </w:p>
+    <w:p>
+      <w:pPr>
+        <w:pStyle w:val="NoSpacing"/>
+      </w:pPr>
+      <w:r>
+        <w:t>One up on wall street made me realise how much you can actually win</w:t>
+      </w:r>
+    </w:p>
+    <w:p>
+      <w:pPr>
+        <w:pStyle w:val="NoSpacing"/>
+      </w:pPr>
+      <w:r>
+        <w:t>Art of execution, used this all the time through limit orders and stop loss</w:t>
+      </w:r>
+    </w:p>
+    <w:p>
+      <w:pPr>
+        <w:pStyle w:val="NoSpacing"/>
+      </w:pPr>
+      <w:r>
+        <w:t>Currently reading Hedge fund market wizards</w:t>
+      </w:r>
+    </w:p>
+    <w:p>
+      <w:pPr>
+        <w:pStyle w:val="NoSpacing"/>
+      </w:pPr>
+      <w:r>
+        <w:t>Also reading Forecasts principles and practice the pythonic way to develop my probabilistic DCF</w:t>
+      </w:r>
+    </w:p>
+    <w:p>
+      <w:pPr>
+        <w:pStyle w:val="NoSpacing"/>
+      </w:pPr>
+      <w:r>
+        <w:t>Planning to read options volatility and pricing</w:t>
+      </w:r>
     </w:p>
     <w:p>
       <w:pPr>

--- a/Hedge Fund BD questions.docx
+++ b/Hedge Fund BD questions.docx
@@ -1165,13 +1165,8 @@
         <w:pStyle w:val="NoSpacing"/>
       </w:pPr>
       <w:r>
-        <w:t xml:space="preserve">Honestly, I was 19 and about to start </w:t>
-      </w:r>
-      <w:proofErr w:type="spellStart"/>
-      <w:r>
-        <w:t>uni</w:t>
-      </w:r>
-      <w:proofErr w:type="spellEnd"/>
+        <w:t>Honestly, I was 19 and about to start uni</w:t>
+      </w:r>
     </w:p>
     <w:p>
       <w:pPr>
@@ -1186,15 +1181,7 @@
         <w:pStyle w:val="NoSpacing"/>
       </w:pPr>
       <w:r>
-        <w:t xml:space="preserve">Wanted to have normal </w:t>
-      </w:r>
-      <w:proofErr w:type="spellStart"/>
-      <w:r>
-        <w:t>uni</w:t>
-      </w:r>
-      <w:proofErr w:type="spellEnd"/>
-      <w:r>
-        <w:t xml:space="preserve"> experience</w:t>
+        <w:t>Wanted to have normal uni experience</w:t>
       </w:r>
     </w:p>
     <w:p>
@@ -1234,13 +1221,8 @@
         <w:t>Exposed to all kinds of ideas from convos with many</w:t>
       </w:r>
       <w:r>
-        <w:t xml:space="preserve"> </w:t>
-      </w:r>
-      <w:proofErr w:type="spellStart"/>
-      <w:r>
-        <w:t>buysiders</w:t>
-      </w:r>
-      <w:proofErr w:type="spellEnd"/>
+        <w:t xml:space="preserve"> buysiders</w:t>
+      </w:r>
     </w:p>
     <w:p>
       <w:pPr>
@@ -1309,29 +1291,16 @@
         <w:pStyle w:val="NoSpacing"/>
       </w:pPr>
       <w:r>
-        <w:t xml:space="preserve">Diageo, ABI, Heineken, Carlsberg, </w:t>
-      </w:r>
-      <w:proofErr w:type="spellStart"/>
-      <w:r>
-        <w:t>Haleon</w:t>
-      </w:r>
-      <w:proofErr w:type="spellEnd"/>
-      <w:r>
-        <w:t>, Reckitt, Unilever</w:t>
-      </w:r>
-    </w:p>
-    <w:p>
-      <w:pPr>
-        <w:pStyle w:val="NoSpacing"/>
-      </w:pPr>
-      <w:r>
-        <w:t xml:space="preserve">Will take some time before own coverage, due to team structure and only </w:t>
-      </w:r>
-      <w:proofErr w:type="spellStart"/>
-      <w:r>
-        <w:t>megacaps</w:t>
-      </w:r>
-      <w:proofErr w:type="spellEnd"/>
+        <w:t>Diageo, ABI, Heineken, Carlsberg, Haleon, Reckitt, Unilever</w:t>
+      </w:r>
+    </w:p>
+    <w:p>
+      <w:pPr>
+        <w:pStyle w:val="NoSpacing"/>
+      </w:pPr>
+      <w:r>
+        <w:t>Will take some time before own coverage, due to team structure and only megacaps</w:t>
+      </w:r>
     </w:p>
     <w:p>
       <w:pPr>
@@ -1465,27 +1434,50 @@
     <w:p>
       <w:pPr>
         <w:pStyle w:val="NoSpacing"/>
-      </w:pPr>
-    </w:p>
-    <w:p>
-      <w:pPr>
-        <w:pStyle w:val="NoSpacing"/>
-      </w:pPr>
-    </w:p>
-    <w:p>
-      <w:pPr>
-        <w:pStyle w:val="NoSpacing"/>
-      </w:pPr>
-    </w:p>
-    <w:p>
-      <w:pPr>
-        <w:pStyle w:val="NoSpacing"/>
-      </w:pPr>
-    </w:p>
-    <w:p>
-      <w:pPr>
-        <w:pStyle w:val="NoSpacing"/>
-      </w:pPr>
+        <w:rPr>
+          <w:b/>
+          <w:bCs/>
+        </w:rPr>
+      </w:pPr>
+      <w:r>
+        <w:rPr>
+          <w:b/>
+          <w:bCs/>
+        </w:rPr>
+        <w:t>Questions to ask him</w:t>
+      </w:r>
+    </w:p>
+    <w:p>
+      <w:pPr>
+        <w:pStyle w:val="NoSpacing"/>
+      </w:pPr>
+      <w:r>
+        <w:t>What is your investment process? Where does your edge come from?</w:t>
+      </w:r>
+    </w:p>
+    <w:p>
+      <w:pPr>
+        <w:pStyle w:val="NoSpacing"/>
+      </w:pPr>
+      <w:r>
+        <w:t>How much stock ownership would I get if I were to join your team?</w:t>
+      </w:r>
+    </w:p>
+    <w:p>
+      <w:pPr>
+        <w:pStyle w:val="NoSpacing"/>
+      </w:pPr>
+      <w:r>
+        <w:t>What differentiates a good analyst in your view?</w:t>
+      </w:r>
+    </w:p>
+    <w:p>
+      <w:pPr>
+        <w:pStyle w:val="NoSpacing"/>
+      </w:pPr>
+      <w:r>
+        <w:t>How do you think about using statistics and quantitative methods in your investing?</w:t>
+      </w:r>
     </w:p>
     <w:p>
       <w:pPr>
@@ -1901,15 +1893,7 @@
         <w:pStyle w:val="NoSpacing"/>
       </w:pPr>
       <w:r>
-        <w:t xml:space="preserve">For instance in </w:t>
-      </w:r>
-      <w:proofErr w:type="spellStart"/>
-      <w:r>
-        <w:t>bev-alc</w:t>
-      </w:r>
-      <w:proofErr w:type="spellEnd"/>
-      <w:r>
-        <w:t xml:space="preserve"> it was</w:t>
+        <w:t>For instance in bev-alc it was</w:t>
       </w:r>
       <w:r>
         <w:t xml:space="preserve"> OSG and</w:t>
@@ -2492,7 +2476,6 @@
           <w:b/>
           <w:bCs/>
         </w:rPr>
-        <w:lastRenderedPageBreak/>
         <w:t>What is an investment you got wrong? What did you learn?</w:t>
       </w:r>
     </w:p>
@@ -2501,13 +2484,8 @@
         <w:pStyle w:val="NoSpacing"/>
       </w:pPr>
       <w:r>
-        <w:t xml:space="preserve">My first investment </w:t>
-      </w:r>
-      <w:proofErr w:type="spellStart"/>
-      <w:r>
-        <w:t>Dogebear</w:t>
-      </w:r>
-      <w:proofErr w:type="spellEnd"/>
+        <w:t>My first investment Dogebear</w:t>
+      </w:r>
       <w:r>
         <w:t>, lost 90%</w:t>
       </w:r>
@@ -2597,15 +2575,7 @@
         <w:pStyle w:val="NoSpacing"/>
       </w:pPr>
       <w:r>
-        <w:t xml:space="preserve">Affects all sectors, moderation in </w:t>
-      </w:r>
-      <w:proofErr w:type="spellStart"/>
-      <w:r>
-        <w:t>bev-alc</w:t>
-      </w:r>
-      <w:proofErr w:type="spellEnd"/>
-      <w:r>
-        <w:t>, protein</w:t>
+        <w:t>Affects all sectors, moderation in bev-alc, protein</w:t>
       </w:r>
     </w:p>
     <w:p>
@@ -2722,13 +2692,8 @@
       <w:pPr>
         <w:pStyle w:val="NoSpacing"/>
       </w:pPr>
-      <w:proofErr w:type="spellStart"/>
-      <w:r>
-        <w:t>Whitephone</w:t>
-      </w:r>
-      <w:proofErr w:type="spellEnd"/>
-      <w:r>
-        <w:t xml:space="preserve"> does good emails, as does Spec sales</w:t>
+      <w:r>
+        <w:t>Whitephone does good emails, as does Spec sales</w:t>
       </w:r>
     </w:p>
     <w:p>
@@ -2806,23 +2771,7 @@
         <w:pStyle w:val="NoSpacing"/>
       </w:pPr>
       <w:r>
-        <w:t xml:space="preserve">Talked a lot about </w:t>
-      </w:r>
-      <w:proofErr w:type="spellStart"/>
-      <w:r>
-        <w:t>tenbaggers</w:t>
-      </w:r>
-      <w:proofErr w:type="spellEnd"/>
-      <w:r>
-        <w:t xml:space="preserve"> and </w:t>
-      </w:r>
-      <w:proofErr w:type="spellStart"/>
-      <w:r>
-        <w:t>twentybaggers</w:t>
-      </w:r>
-      <w:proofErr w:type="spellEnd"/>
-      <w:r>
-        <w:t xml:space="preserve"> in One Up on Wall Street</w:t>
+        <w:t>Talked a lot about tenbaggers and twentybaggers in One Up on Wall Street</w:t>
       </w:r>
     </w:p>
     <w:p>
